--- a/MATLAB/Exp9.docx
+++ b/MATLAB/Exp9.docx
@@ -71,12 +71,28 @@
     </w:p>
     <w:p>
       <w:r>
-        <w:t>Fs = 100000;              % Sampling frequency</w:t>
-      </w:r>
-    </w:p>
-    <w:p>
-      <w:r>
-        <w:t>t = 0:1/Fs:0.02;          % Time vector</w:t>
+        <w:t xml:space="preserve">Fs = </w:t>
+      </w:r>
+      <w:proofErr w:type="gramStart"/>
+      <w:r>
+        <w:t xml:space="preserve">100000;   </w:t>
+      </w:r>
+      <w:proofErr w:type="gramEnd"/>
+      <w:r>
+        <w:t xml:space="preserve">           % Sampling frequency</w:t>
+      </w:r>
+    </w:p>
+    <w:p>
+      <w:r>
+        <w:t>t = 0:1/Fs:0.</w:t>
+      </w:r>
+      <w:proofErr w:type="gramStart"/>
+      <w:r>
+        <w:t xml:space="preserve">02;   </w:t>
+      </w:r>
+      <w:proofErr w:type="gramEnd"/>
+      <w:r>
+        <w:t xml:space="preserve">       % Time vector</w:t>
       </w:r>
     </w:p>
     <w:p/>
@@ -87,23 +103,55 @@
       </w:r>
       <w:proofErr w:type="spellEnd"/>
       <w:r>
-        <w:t xml:space="preserve"> = 1000;                % Message frequency = 1 kHz</w:t>
-      </w:r>
-    </w:p>
-    <w:p>
-      <w:r>
-        <w:t>fc = 10000;               % Carrier frequency = 10 kHz</w:t>
-      </w:r>
-    </w:p>
-    <w:p/>
-    <w:p>
-      <w:r>
-        <w:t>Am = 1;                   % Message amplitude</w:t>
-      </w:r>
-    </w:p>
-    <w:p>
-      <w:r>
-        <w:t>Ac = 1;                   % Carrier amplitude</w:t>
+        <w:t xml:space="preserve"> = </w:t>
+      </w:r>
+      <w:proofErr w:type="gramStart"/>
+      <w:r>
+        <w:t xml:space="preserve">1000;   </w:t>
+      </w:r>
+      <w:proofErr w:type="gramEnd"/>
+      <w:r>
+        <w:t xml:space="preserve">             % Message frequency = 1 kHz</w:t>
+      </w:r>
+    </w:p>
+    <w:p>
+      <w:r>
+        <w:t xml:space="preserve">fc = </w:t>
+      </w:r>
+      <w:proofErr w:type="gramStart"/>
+      <w:r>
+        <w:t xml:space="preserve">10000;   </w:t>
+      </w:r>
+      <w:proofErr w:type="gramEnd"/>
+      <w:r>
+        <w:t xml:space="preserve">            % Carrier frequency = 10 kHz</w:t>
+      </w:r>
+    </w:p>
+    <w:p/>
+    <w:p>
+      <w:r>
+        <w:t xml:space="preserve">Am = </w:t>
+      </w:r>
+      <w:proofErr w:type="gramStart"/>
+      <w:r>
+        <w:t xml:space="preserve">1;   </w:t>
+      </w:r>
+      <w:proofErr w:type="gramEnd"/>
+      <w:r>
+        <w:t xml:space="preserve">                % Message amplitude</w:t>
+      </w:r>
+    </w:p>
+    <w:p>
+      <w:r>
+        <w:t xml:space="preserve">Ac = </w:t>
+      </w:r>
+      <w:proofErr w:type="gramStart"/>
+      <w:r>
+        <w:t xml:space="preserve">1;   </w:t>
+      </w:r>
+      <w:proofErr w:type="gramEnd"/>
+      <w:r>
+        <w:t xml:space="preserve">                % Carrier amplitude</w:t>
       </w:r>
     </w:p>
     <w:p/>
@@ -114,7 +162,15 @@
       </w:r>
       <w:proofErr w:type="spellEnd"/>
       <w:r>
-        <w:t xml:space="preserve"> = 3000;                % Frequency sensitivity</w:t>
+        <w:t xml:space="preserve"> = </w:t>
+      </w:r>
+      <w:proofErr w:type="gramStart"/>
+      <w:r>
+        <w:t xml:space="preserve">3000;   </w:t>
+      </w:r>
+      <w:proofErr w:type="gramEnd"/>
+      <w:r>
+        <w:t xml:space="preserve">             % Frequency sensitivity</w:t>
       </w:r>
     </w:p>
     <w:p>
@@ -124,7 +180,15 @@
       </w:r>
       <w:proofErr w:type="spellEnd"/>
       <w:r>
-        <w:t xml:space="preserve"> = 10;              % Input SNR</w:t>
+        <w:t xml:space="preserve"> = </w:t>
+      </w:r>
+      <w:proofErr w:type="gramStart"/>
+      <w:r>
+        <w:t xml:space="preserve">10;   </w:t>
+      </w:r>
+      <w:proofErr w:type="gramEnd"/>
+      <w:r>
+        <w:t xml:space="preserve">           % Input SNR</w:t>
       </w:r>
     </w:p>
     <w:p/>
@@ -181,7 +245,23 @@
       </w:r>
       <w:proofErr w:type="spellEnd"/>
       <w:r>
-        <w:t xml:space="preserve"> = mean(FM_signal.^2);</w:t>
+        <w:t xml:space="preserve"> = </w:t>
+      </w:r>
+      <w:proofErr w:type="gramStart"/>
+      <w:r>
+        <w:t>mean(</w:t>
+      </w:r>
+      <w:proofErr w:type="gramEnd"/>
+      <w:r>
+        <w:t>FM_</w:t>
+      </w:r>
+      <w:proofErr w:type="gramStart"/>
+      <w:r>
+        <w:t>signal.^</w:t>
+      </w:r>
+      <w:proofErr w:type="gramEnd"/>
+      <w:r>
+        <w:t>2);</w:t>
       </w:r>
     </w:p>
     <w:p/>
@@ -237,21 +317,31 @@
       </w:r>
       <w:proofErr w:type="spellStart"/>
       <w:r>
-        <w:t>noise_power</w:t>
+        <w:t>noise_</w:t>
+      </w:r>
+      <w:proofErr w:type="gramStart"/>
+      <w:r>
+        <w:t>power</w:t>
       </w:r>
       <w:proofErr w:type="spellEnd"/>
       <w:r>
         <w:t>)*</w:t>
       </w:r>
       <w:proofErr w:type="spellStart"/>
+      <w:proofErr w:type="gramEnd"/>
       <w:r>
         <w:t>randn</w:t>
       </w:r>
       <w:proofErr w:type="spellEnd"/>
       <w:r>
-        <w:t>(size(</w:t>
-      </w:r>
-      <w:proofErr w:type="spellStart"/>
+        <w:t>(</w:t>
+      </w:r>
+      <w:proofErr w:type="gramStart"/>
+      <w:r>
+        <w:t>size(</w:t>
+      </w:r>
+      <w:proofErr w:type="spellStart"/>
+      <w:proofErr w:type="gramEnd"/>
       <w:r>
         <w:t>FM_signal</w:t>
       </w:r>
@@ -356,7 +446,15 @@
       </w:r>
       <w:proofErr w:type="spellEnd"/>
       <w:r>
-        <w:t>)/(2*pi)*Fs;</w:t>
+        <w:t>)/(2*</w:t>
+      </w:r>
+      <w:proofErr w:type="gramStart"/>
+      <w:r>
+        <w:t>pi)*</w:t>
+      </w:r>
+      <w:proofErr w:type="gramEnd"/>
+      <w:r>
+        <w:t>Fs;</w:t>
       </w:r>
     </w:p>
     <w:p>
@@ -399,12 +497,17 @@
         <w:t xml:space="preserve"> = </w:t>
       </w:r>
       <w:proofErr w:type="spellStart"/>
+      <w:proofErr w:type="gramStart"/>
       <w:r>
         <w:t>designfilt</w:t>
       </w:r>
       <w:proofErr w:type="spellEnd"/>
       <w:r>
-        <w:t>('</w:t>
+        <w:t>(</w:t>
+      </w:r>
+      <w:proofErr w:type="gramEnd"/>
+      <w:r>
+        <w:t>'</w:t>
       </w:r>
       <w:proofErr w:type="spellStart"/>
       <w:r>
@@ -469,10 +572,12 @@
         <w:t>(</w:t>
       </w:r>
       <w:proofErr w:type="spellStart"/>
+      <w:proofErr w:type="gramStart"/>
       <w:r>
         <w:t>lpFilt,recovered</w:t>
       </w:r>
       <w:proofErr w:type="spellEnd"/>
+      <w:proofErr w:type="gramEnd"/>
       <w:r>
         <w:t>);</w:t>
       </w:r>
@@ -486,7 +591,23 @@
     <w:p/>
     <w:p>
       <w:r>
-        <w:t>MSE = mean((m - recovered).^2);</w:t>
+        <w:t xml:space="preserve">MSE = </w:t>
+      </w:r>
+      <w:proofErr w:type="gramStart"/>
+      <w:r>
+        <w:t>mean(</w:t>
+      </w:r>
+      <w:proofErr w:type="gramEnd"/>
+      <w:r>
+        <w:t>(m - recovered</w:t>
+      </w:r>
+      <w:proofErr w:type="gramStart"/>
+      <w:r>
+        <w:t>).^</w:t>
+      </w:r>
+      <w:proofErr w:type="gramEnd"/>
+      <w:r>
+        <w:t>2);</w:t>
       </w:r>
     </w:p>
     <w:p>
@@ -507,7 +628,23 @@
       </w:r>
       <w:proofErr w:type="spellEnd"/>
       <w:r>
-        <w:t xml:space="preserve"> = mean((m - recovered).^2);</w:t>
+        <w:t xml:space="preserve"> = </w:t>
+      </w:r>
+      <w:proofErr w:type="gramStart"/>
+      <w:r>
+        <w:t>mean(</w:t>
+      </w:r>
+      <w:proofErr w:type="gramEnd"/>
+      <w:r>
+        <w:t>(m - recovered</w:t>
+      </w:r>
+      <w:proofErr w:type="gramStart"/>
+      <w:r>
+        <w:t>).^</w:t>
+      </w:r>
+      <w:proofErr w:type="gramEnd"/>
+      <w:r>
+        <w:t>2);</w:t>
       </w:r>
     </w:p>
     <w:p/>
@@ -549,12 +686,17 @@
     </w:p>
     <w:p>
       <w:proofErr w:type="spellStart"/>
+      <w:proofErr w:type="gramStart"/>
       <w:r>
         <w:t>fprintf</w:t>
       </w:r>
       <w:proofErr w:type="spellEnd"/>
       <w:r>
-        <w:t>('FM PERFORMANCE UNDER GAUSSIAN WHITE NOISE\n');</w:t>
+        <w:t>(</w:t>
+      </w:r>
+      <w:proofErr w:type="gramEnd"/>
+      <w:r>
+        <w:t>'FM PERFORMANCE UNDER GAUSSIAN WHITE NOISE\n');</w:t>
       </w:r>
     </w:p>
     <w:p>
@@ -570,54 +712,84 @@
     <w:p/>
     <w:p>
       <w:proofErr w:type="spellStart"/>
+      <w:proofErr w:type="gramStart"/>
       <w:r>
         <w:t>fprintf</w:t>
       </w:r>
       <w:proofErr w:type="spellEnd"/>
       <w:r>
-        <w:t>('Message Frequency = %.2f Hz\n',</w:t>
+        <w:t>(</w:t>
+      </w:r>
+      <w:proofErr w:type="gramEnd"/>
+      <w:r>
+        <w:t>'Message Frequency = %.2f Hz\n</w:t>
+      </w:r>
+      <w:proofErr w:type="gramStart"/>
+      <w:r>
+        <w:t>',</w:t>
       </w:r>
       <w:proofErr w:type="spellStart"/>
       <w:r>
         <w:t>fm</w:t>
       </w:r>
       <w:proofErr w:type="spellEnd"/>
+      <w:proofErr w:type="gramEnd"/>
       <w:r>
         <w:t>);</w:t>
       </w:r>
     </w:p>
     <w:p>
       <w:proofErr w:type="spellStart"/>
+      <w:proofErr w:type="gramStart"/>
       <w:r>
         <w:t>fprintf</w:t>
       </w:r>
       <w:proofErr w:type="spellEnd"/>
       <w:r>
-        <w:t>('Carrier Frequency = %.2f Hz\</w:t>
-      </w:r>
-      <w:proofErr w:type="spellStart"/>
-      <w:r>
-        <w:t>n',fc</w:t>
-      </w:r>
-      <w:proofErr w:type="spellEnd"/>
+        <w:t>(</w:t>
+      </w:r>
+      <w:proofErr w:type="gramEnd"/>
+      <w:r>
+        <w:t>'Carrier Frequency = %.2f Hz\</w:t>
+      </w:r>
+      <w:proofErr w:type="spellStart"/>
+      <w:r>
+        <w:t>n</w:t>
+      </w:r>
+      <w:proofErr w:type="gramStart"/>
+      <w:r>
+        <w:t>',fc</w:t>
+      </w:r>
+      <w:proofErr w:type="spellEnd"/>
+      <w:proofErr w:type="gramEnd"/>
       <w:r>
         <w:t>);</w:t>
       </w:r>
     </w:p>
     <w:p>
       <w:proofErr w:type="spellStart"/>
+      <w:proofErr w:type="gramStart"/>
       <w:r>
         <w:t>fprintf</w:t>
       </w:r>
       <w:proofErr w:type="spellEnd"/>
       <w:r>
-        <w:t>('Frequency Sensitivity = %.2f Hz/V\n',</w:t>
+        <w:t>(</w:t>
+      </w:r>
+      <w:proofErr w:type="gramEnd"/>
+      <w:r>
+        <w:t>'Frequency Sensitivity = %.2f Hz/V\n</w:t>
+      </w:r>
+      <w:proofErr w:type="gramStart"/>
+      <w:r>
+        <w:t>',</w:t>
       </w:r>
       <w:proofErr w:type="spellStart"/>
       <w:r>
         <w:t>kf</w:t>
       </w:r>
       <w:proofErr w:type="spellEnd"/>
+      <w:proofErr w:type="gramEnd"/>
       <w:r>
         <w:t>);</w:t>
       </w:r>
@@ -625,16 +797,29 @@
     <w:p/>
     <w:p>
       <w:proofErr w:type="spellStart"/>
+      <w:proofErr w:type="gramStart"/>
       <w:r>
         <w:t>fprintf</w:t>
       </w:r>
       <w:proofErr w:type="spellEnd"/>
       <w:r>
-        <w:t>('Input SNR = %.2f dB\n',</w:t>
-      </w:r>
-      <w:proofErr w:type="spellStart"/>
-      <w:r>
-        <w:t>SNR_dB</w:t>
+        <w:t>(</w:t>
+      </w:r>
+      <w:proofErr w:type="gramEnd"/>
+      <w:r>
+        <w:t>'Input SNR = %.2f dB\n</w:t>
+      </w:r>
+      <w:proofErr w:type="gramStart"/>
+      <w:r>
+        <w:t>',</w:t>
+      </w:r>
+      <w:proofErr w:type="spellStart"/>
+      <w:r>
+        <w:t>SNR</w:t>
+      </w:r>
+      <w:proofErr w:type="gramEnd"/>
+      <w:r>
+        <w:t>_dB</w:t>
       </w:r>
       <w:proofErr w:type="spellEnd"/>
       <w:r>
@@ -643,16 +828,29 @@
     </w:p>
     <w:p>
       <w:proofErr w:type="spellStart"/>
+      <w:proofErr w:type="gramStart"/>
       <w:r>
         <w:t>fprintf</w:t>
       </w:r>
       <w:proofErr w:type="spellEnd"/>
       <w:r>
-        <w:t>('Output SNR = %.2f dB\n',</w:t>
-      </w:r>
-      <w:proofErr w:type="spellStart"/>
-      <w:r>
-        <w:t>output_SNR</w:t>
+        <w:t>(</w:t>
+      </w:r>
+      <w:proofErr w:type="gramEnd"/>
+      <w:r>
+        <w:t>'Output SNR = %.2f dB\n</w:t>
+      </w:r>
+      <w:proofErr w:type="gramStart"/>
+      <w:r>
+        <w:t>',</w:t>
+      </w:r>
+      <w:proofErr w:type="spellStart"/>
+      <w:r>
+        <w:t>output</w:t>
+      </w:r>
+      <w:proofErr w:type="gramEnd"/>
+      <w:r>
+        <w:t>_SNR</w:t>
       </w:r>
       <w:proofErr w:type="spellEnd"/>
       <w:r>
@@ -661,18 +859,28 @@
     </w:p>
     <w:p>
       <w:proofErr w:type="spellStart"/>
+      <w:proofErr w:type="gramStart"/>
       <w:r>
         <w:t>fprintf</w:t>
       </w:r>
       <w:proofErr w:type="spellEnd"/>
       <w:r>
-        <w:t>('Mean Square Error = %.6f\</w:t>
-      </w:r>
-      <w:proofErr w:type="spellStart"/>
-      <w:r>
-        <w:t>n',MSE</w:t>
-      </w:r>
-      <w:proofErr w:type="spellEnd"/>
+        <w:t>(</w:t>
+      </w:r>
+      <w:proofErr w:type="gramEnd"/>
+      <w:r>
+        <w:t>'Mean Square Error = %.6f\</w:t>
+      </w:r>
+      <w:proofErr w:type="spellStart"/>
+      <w:r>
+        <w:t>n</w:t>
+      </w:r>
+      <w:proofErr w:type="gramStart"/>
+      <w:r>
+        <w:t>',MSE</w:t>
+      </w:r>
+      <w:proofErr w:type="spellEnd"/>
+      <w:proofErr w:type="gramEnd"/>
       <w:r>
         <w:t>);</w:t>
       </w:r>
@@ -684,8 +892,13 @@
     </w:p>
     <w:p/>
     <w:p>
-      <w:r>
-        <w:t>subplot(4,1,1);</w:t>
+      <w:proofErr w:type="gramStart"/>
+      <w:r>
+        <w:t>subplot(</w:t>
+      </w:r>
+      <w:proofErr w:type="gramEnd"/>
+      <w:r>
+        <w:t>4,1,1);</w:t>
       </w:r>
     </w:p>
     <w:p>
@@ -694,22 +907,29 @@
         <w:t>plot(</w:t>
       </w:r>
       <w:proofErr w:type="spellStart"/>
+      <w:proofErr w:type="gramStart"/>
       <w:r>
         <w:t>t,m</w:t>
       </w:r>
       <w:proofErr w:type="spellEnd"/>
+      <w:proofErr w:type="gramEnd"/>
       <w:r>
         <w:t>);</w:t>
       </w:r>
     </w:p>
     <w:p>
       <w:proofErr w:type="spellStart"/>
+      <w:proofErr w:type="gramStart"/>
       <w:r>
         <w:t>xlabel</w:t>
       </w:r>
       <w:proofErr w:type="spellEnd"/>
       <w:r>
-        <w:t>('Time (s)');</w:t>
+        <w:t>(</w:t>
+      </w:r>
+      <w:proofErr w:type="gramEnd"/>
+      <w:r>
+        <w:t>'Time (s)');</w:t>
       </w:r>
     </w:p>
     <w:p>
@@ -723,8 +943,13 @@
       </w:r>
     </w:p>
     <w:p>
-      <w:r>
-        <w:t>title('Original Message Signal');</w:t>
+      <w:proofErr w:type="gramStart"/>
+      <w:r>
+        <w:t>title(</w:t>
+      </w:r>
+      <w:proofErr w:type="gramEnd"/>
+      <w:r>
+        <w:t>'Original Message Signal');</w:t>
       </w:r>
     </w:p>
     <w:p>
@@ -734,8 +959,13 @@
     </w:p>
     <w:p/>
     <w:p>
-      <w:r>
-        <w:t>subplot(4,1,2);</w:t>
+      <w:proofErr w:type="gramStart"/>
+      <w:r>
+        <w:t>subplot(</w:t>
+      </w:r>
+      <w:proofErr w:type="gramEnd"/>
+      <w:r>
+        <w:t>4,1,2);</w:t>
       </w:r>
     </w:p>
     <w:p>
@@ -743,8 +973,13 @@
         <w:t>plot(</w:t>
       </w:r>
       <w:proofErr w:type="spellStart"/>
-      <w:r>
-        <w:t>t,FM_signal</w:t>
+      <w:proofErr w:type="gramStart"/>
+      <w:r>
+        <w:t>t,FM</w:t>
+      </w:r>
+      <w:proofErr w:type="gramEnd"/>
+      <w:r>
+        <w:t>_signal</w:t>
       </w:r>
       <w:proofErr w:type="spellEnd"/>
       <w:r>
@@ -753,12 +988,17 @@
     </w:p>
     <w:p>
       <w:proofErr w:type="spellStart"/>
+      <w:proofErr w:type="gramStart"/>
       <w:r>
         <w:t>xlabel</w:t>
       </w:r>
       <w:proofErr w:type="spellEnd"/>
       <w:r>
-        <w:t>('Time (s)');</w:t>
+        <w:t>(</w:t>
+      </w:r>
+      <w:proofErr w:type="gramEnd"/>
+      <w:r>
+        <w:t>'Time (s)');</w:t>
       </w:r>
     </w:p>
     <w:p>
@@ -772,8 +1012,13 @@
       </w:r>
     </w:p>
     <w:p>
-      <w:r>
-        <w:t>title('Generated FM Signal');</w:t>
+      <w:proofErr w:type="gramStart"/>
+      <w:r>
+        <w:t>title(</w:t>
+      </w:r>
+      <w:proofErr w:type="gramEnd"/>
+      <w:r>
+        <w:t>'Generated FM Signal');</w:t>
       </w:r>
     </w:p>
     <w:p>
@@ -783,18 +1028,28 @@
     </w:p>
     <w:p>
       <w:proofErr w:type="spellStart"/>
+      <w:proofErr w:type="gramStart"/>
       <w:r>
         <w:t>xlim</w:t>
       </w:r>
       <w:proofErr w:type="spellEnd"/>
       <w:r>
-        <w:t>([0 0.003]);</w:t>
-      </w:r>
-    </w:p>
-    <w:p/>
-    <w:p>
-      <w:r>
-        <w:t>subplot(4,1,3);</w:t>
+        <w:t>(</w:t>
+      </w:r>
+      <w:proofErr w:type="gramEnd"/>
+      <w:r>
+        <w:t>[0 0.003]);</w:t>
+      </w:r>
+    </w:p>
+    <w:p/>
+    <w:p>
+      <w:proofErr w:type="gramStart"/>
+      <w:r>
+        <w:t>subplot(</w:t>
+      </w:r>
+      <w:proofErr w:type="gramEnd"/>
+      <w:r>
+        <w:t>4,1,3);</w:t>
       </w:r>
     </w:p>
     <w:p>
@@ -802,8 +1057,13 @@
         <w:t>plot(</w:t>
       </w:r>
       <w:proofErr w:type="spellStart"/>
-      <w:r>
-        <w:t>t,noisy_FM</w:t>
+      <w:proofErr w:type="gramStart"/>
+      <w:r>
+        <w:t>t,noisy</w:t>
+      </w:r>
+      <w:proofErr w:type="gramEnd"/>
+      <w:r>
+        <w:t>_FM</w:t>
       </w:r>
       <w:proofErr w:type="spellEnd"/>
       <w:r>
@@ -812,12 +1072,17 @@
     </w:p>
     <w:p>
       <w:proofErr w:type="spellStart"/>
+      <w:proofErr w:type="gramStart"/>
       <w:r>
         <w:t>xlabel</w:t>
       </w:r>
       <w:proofErr w:type="spellEnd"/>
       <w:r>
-        <w:t>('Time (s)');</w:t>
+        <w:t>(</w:t>
+      </w:r>
+      <w:proofErr w:type="gramEnd"/>
+      <w:r>
+        <w:t>'Time (s)');</w:t>
       </w:r>
     </w:p>
     <w:p>
@@ -831,15 +1096,25 @@
       </w:r>
     </w:p>
     <w:p>
-      <w:r>
-        <w:t>title(['FM Signal with Gaussian White Noise (SNR = ', ...</w:t>
-      </w:r>
-    </w:p>
-    <w:p>
-      <w:r>
-        <w:t xml:space="preserve">    num2str(</w:t>
-      </w:r>
-      <w:proofErr w:type="spellStart"/>
+      <w:proofErr w:type="gramStart"/>
+      <w:r>
+        <w:t>title(</w:t>
+      </w:r>
+      <w:proofErr w:type="gramEnd"/>
+      <w:r>
+        <w:t>['FM Signal with Gaussian White Noise (SNR = ', ...</w:t>
+      </w:r>
+    </w:p>
+    <w:p>
+      <w:r>
+        <w:t xml:space="preserve">    num2</w:t>
+      </w:r>
+      <w:proofErr w:type="gramStart"/>
+      <w:r>
+        <w:t>str(</w:t>
+      </w:r>
+      <w:proofErr w:type="spellStart"/>
+      <w:proofErr w:type="gramEnd"/>
       <w:r>
         <w:t>SNR_dB</w:t>
       </w:r>
@@ -855,18 +1130,28 @@
     </w:p>
     <w:p>
       <w:proofErr w:type="spellStart"/>
+      <w:proofErr w:type="gramStart"/>
       <w:r>
         <w:t>xlim</w:t>
       </w:r>
       <w:proofErr w:type="spellEnd"/>
       <w:r>
-        <w:t>([0 0.003]);</w:t>
-      </w:r>
-    </w:p>
-    <w:p/>
-    <w:p>
-      <w:r>
-        <w:t>subplot(4,1,4);</w:t>
+        <w:t>(</w:t>
+      </w:r>
+      <w:proofErr w:type="gramEnd"/>
+      <w:r>
+        <w:t>[0 0.003]);</w:t>
+      </w:r>
+    </w:p>
+    <w:p/>
+    <w:p>
+      <w:proofErr w:type="gramStart"/>
+      <w:r>
+        <w:t>subplot(</w:t>
+      </w:r>
+      <w:proofErr w:type="gramEnd"/>
+      <w:r>
+        <w:t>4,1,4);</w:t>
       </w:r>
     </w:p>
     <w:p>
@@ -874,22 +1159,29 @@
         <w:t>plot(</w:t>
       </w:r>
       <w:proofErr w:type="spellStart"/>
+      <w:proofErr w:type="gramStart"/>
       <w:r>
         <w:t>t,recovered</w:t>
       </w:r>
       <w:proofErr w:type="spellEnd"/>
+      <w:proofErr w:type="gramEnd"/>
       <w:r>
         <w:t>);</w:t>
       </w:r>
     </w:p>
     <w:p>
       <w:proofErr w:type="spellStart"/>
+      <w:proofErr w:type="gramStart"/>
       <w:r>
         <w:t>xlabel</w:t>
       </w:r>
       <w:proofErr w:type="spellEnd"/>
       <w:r>
-        <w:t>('Time (s)');</w:t>
+        <w:t>(</w:t>
+      </w:r>
+      <w:proofErr w:type="gramEnd"/>
+      <w:r>
+        <w:t>'Time (s)');</w:t>
       </w:r>
     </w:p>
     <w:p>
@@ -903,8 +1195,13 @@
       </w:r>
     </w:p>
     <w:p>
-      <w:r>
-        <w:t>title('Recovered Message Signal');</w:t>
+      <w:proofErr w:type="gramStart"/>
+      <w:r>
+        <w:t>title(</w:t>
+      </w:r>
+      <w:proofErr w:type="gramEnd"/>
+      <w:r>
+        <w:t>'Recovered Message Signal');</w:t>
       </w:r>
     </w:p>
     <w:p>
@@ -918,7 +1215,85 @@
         <w:t>OUTPUT:</w:t>
       </w:r>
     </w:p>
-    <w:p/>
+    <w:p>
+      <w:r>
+        <w:drawing>
+          <wp:inline distT="0" distB="0" distL="0" distR="0" wp14:anchorId="05F6335E" wp14:editId="0C6DBD7E">
+            <wp:extent cx="5324475" cy="3314700"/>
+            <wp:effectExtent l="0" t="0" r="9525" b="0"/>
+            <wp:docPr id="1418927919" name="Picture 1" descr="The image illustrates a time-amplitude graph showing an original message signal, a generated FM signal with Gaussian white noise, and a recovered message signal, each with amplitude values at specific time intervals.&#10;&#10;AI-generated content may be incorrect."/>
+            <wp:cNvGraphicFramePr>
+              <a:graphicFrameLocks xmlns:a="http://schemas.openxmlformats.org/drawingml/2006/main" noChangeAspect="1"/>
+            </wp:cNvGraphicFramePr>
+            <a:graphic xmlns:a="http://schemas.openxmlformats.org/drawingml/2006/main">
+              <a:graphicData uri="http://schemas.openxmlformats.org/drawingml/2006/picture">
+                <pic:pic xmlns:pic="http://schemas.openxmlformats.org/drawingml/2006/picture">
+                  <pic:nvPicPr>
+                    <pic:cNvPr id="1418927919" name="Picture 1" descr="The image illustrates a time-amplitude graph showing an original message signal, a generated FM signal with Gaussian white noise, and a recovered message signal, each with amplitude values at specific time intervals.&#10;&#10;AI-generated content may be incorrect."/>
+                    <pic:cNvPicPr/>
+                  </pic:nvPicPr>
+                  <pic:blipFill>
+                    <a:blip r:embed="rId4"/>
+                    <a:stretch>
+                      <a:fillRect/>
+                    </a:stretch>
+                  </pic:blipFill>
+                  <pic:spPr>
+                    <a:xfrm>
+                      <a:off x="0" y="0"/>
+                      <a:ext cx="5331693" cy="3319193"/>
+                    </a:xfrm>
+                    <a:prstGeom prst="rect">
+                      <a:avLst/>
+                    </a:prstGeom>
+                  </pic:spPr>
+                </pic:pic>
+              </a:graphicData>
+            </a:graphic>
+          </wp:inline>
+        </w:drawing>
+      </w:r>
+    </w:p>
+    <w:p/>
+    <w:p>
+      <w:r>
+        <w:drawing>
+          <wp:inline distT="0" distB="0" distL="0" distR="0" wp14:anchorId="08FF0BE4" wp14:editId="7D97890B">
+            <wp:extent cx="5731510" cy="3576955"/>
+            <wp:effectExtent l="0" t="0" r="2540" b="4445"/>
+            <wp:docPr id="1030037140" name="Picture 1" descr="The image shows a MATLAB interface with multiple tabs, including 'PLOTS', 'APPS', and 'FIGURE' tabs. The 'FIGURE' tab contains a plot with labeled axes for time (s) and amplitude, and three subplots showing different signal types.&#10;&#10;AI-generated content may be incorrect."/>
+            <wp:cNvGraphicFramePr>
+              <a:graphicFrameLocks xmlns:a="http://schemas.openxmlformats.org/drawingml/2006/main" noChangeAspect="1"/>
+            </wp:cNvGraphicFramePr>
+            <a:graphic xmlns:a="http://schemas.openxmlformats.org/drawingml/2006/main">
+              <a:graphicData uri="http://schemas.openxmlformats.org/drawingml/2006/picture">
+                <pic:pic xmlns:pic="http://schemas.openxmlformats.org/drawingml/2006/picture">
+                  <pic:nvPicPr>
+                    <pic:cNvPr id="1030037140" name="Picture 1" descr="The image shows a MATLAB interface with multiple tabs, including 'PLOTS', 'APPS', and 'FIGURE' tabs. The 'FIGURE' tab contains a plot with labeled axes for time (s) and amplitude, and three subplots showing different signal types.&#10;&#10;AI-generated content may be incorrect."/>
+                    <pic:cNvPicPr/>
+                  </pic:nvPicPr>
+                  <pic:blipFill>
+                    <a:blip r:embed="rId5"/>
+                    <a:stretch>
+                      <a:fillRect/>
+                    </a:stretch>
+                  </pic:blipFill>
+                  <pic:spPr>
+                    <a:xfrm>
+                      <a:off x="0" y="0"/>
+                      <a:ext cx="5731510" cy="3576955"/>
+                    </a:xfrm>
+                    <a:prstGeom prst="rect">
+                      <a:avLst/>
+                    </a:prstGeom>
+                  </pic:spPr>
+                </pic:pic>
+              </a:graphicData>
+            </a:graphic>
+          </wp:inline>
+        </w:drawing>
+      </w:r>
+    </w:p>
     <w:p/>
     <w:sectPr>
       <w:pgSz w:w="11906" w:h="16838"/>
